--- a/ove/public/docs/specs/ove75-perechen-oborudovaniya.docx
+++ b/ove/public/docs/specs/ove75-perechen-oborudovaniya.docx
@@ -133,7 +133,7 @@
         <w:rPr>
           <w:sz w:val="19"/>
         </w:rPr>
-        <w:t xml:space="preserve">позиций 70 (Лот №1 — 27, №2 — 17, №3 — 14, №4 — 5, вне лотов — 7); ключевых 19 (полужирным). Сформировано 27.08.2026.</w:t>
+        <w:t xml:space="preserve">позиций 70 (Лот №1 — 27, №2 — 17, №3 — 14, №4 — 5, вне лотов — 7); ключевых 19 (полужирным). Сформировано 28.08.2026.</w:t>
       </w:r>
     </w:p>
     <w:p>

--- a/ove/public/docs/specs/ove75-perechen-oborudovaniya.docx
+++ b/ove/public/docs/specs/ove75-perechen-oborudovaniya.docx
@@ -133,7 +133,7 @@
         <w:rPr>
           <w:sz w:val="19"/>
         </w:rPr>
-        <w:t xml:space="preserve">позиций 70 (Лот №1 — 27, №2 — 17, №3 — 14, №4 — 5, вне лотов — 7); ключевых 19 (полужирным). Сформировано 28.08.2026.</w:t>
+        <w:t xml:space="preserve">позиций 70 (Лот №1 — 27, №2 — 17, №3 — 14, №4 — 5, вне лотов — 7); ключевых 19 (полужирным). Сформировано 01.09.2026.</w:t>
       </w:r>
     </w:p>
     <w:p>

--- a/ove/public/docs/specs/ove75-perechen-oborudovaniya.docx
+++ b/ove/public/docs/specs/ove75-perechen-oborudovaniya.docx
@@ -115,12 +115,40 @@
                 <w:color w:val="8A6200"/>
                 <w:sz w:val="16"/>
               </w:rPr>
-              <w:t xml:space="preserve">Не является выпущенной документацией. Значения — из ИД/ТЗ Заказчика и решений БИ (equipment.json, bi_lot*.json); жёлтые поля «уточняется по ТКП» заполняет поставщик в составе технико-коммерческого предложения.</w:t>
+              <w:t xml:space="preserve">Не является выпущенной документацией. Значения — из исходных данных и технического задания Заказчика и решений Базового инжиниринга; поля с пометкой «уточняется по ТКП» заполняет поставщик в составе технико-коммерческого предложения.</w:t>
             </w:r>
           </w:p>
         </w:tc>
       </w:tr>
     </w:tbl>
+    <w:p>
+      <w:pPr>
+        <w:pStyle w:val="Muted"/>
+      </w:pPr>
+      <w:r>
+        <w:rPr>
+          <w:color w:val="666666"/>
+          <w:sz w:val="16"/>
+        </w:rPr>
+        <w:t xml:space="preserve">Сформировано 02.09.2026.</w:t>
+      </w:r>
+    </w:p>
+    <w:p>
+      <w:pPr>
+        <w:pStyle w:val="Heading1"/>
+      </w:pPr>
+      <w:r>
+        <w:t xml:space="preserve">Общие сведения</w:t>
+      </w:r>
+    </w:p>
+    <w:p>
+      <w:r>
+        <w:rPr>
+          <w:sz w:val="19"/>
+        </w:rPr>
+        <w:t xml:space="preserve">Перечень охватывает основное и вспомогательное технологическое оборудование комплекса по лотам. Для каждой позиции приведены наименование и модель по исходным данным Заказчика, ключевые параметры, количество и статус поставки. Полужирным выделены ключевые позиции, определяющие сроки и стоимость комплекса.</w:t>
+      </w:r>
+    </w:p>
     <w:p>
       <w:r>
         <w:rPr>
@@ -133,7 +161,7 @@
         <w:rPr>
           <w:sz w:val="19"/>
         </w:rPr>
-        <w:t xml:space="preserve">позиций 70 (Лот №1 — 27, №2 — 17, №3 — 14, №4 — 5, вне лотов — 7); ключевых 19 (полужирным). Сформировано 01.09.2026.</w:t>
+        <w:t xml:space="preserve">позиций 70 (Лот №1 — 27, №2 — 17, №3 — 14, №4 — 5, вне лотов — 7); ключевых 19.</w:t>
       </w:r>
     </w:p>
     <w:p>
@@ -228,7 +256,7 @@
                 <w:b/>
                 <w:sz w:val="18"/>
               </w:rPr>
-              <w:t xml:space="preserve">Позиция</w:t>
+              <w:t xml:space="preserve">Поз.</w:t>
             </w:r>
           </w:p>
         </w:tc>
@@ -3259,7 +3287,7 @@
                 <w:b/>
                 <w:sz w:val="18"/>
               </w:rPr>
-              <w:t xml:space="preserve">Позиция</w:t>
+              <w:t xml:space="preserve">Поз.</w:t>
             </w:r>
           </w:p>
         </w:tc>
@@ -5222,7 +5250,7 @@
                 <w:b/>
                 <w:sz w:val="18"/>
               </w:rPr>
-              <w:t xml:space="preserve">Позиция</w:t>
+              <w:t xml:space="preserve">Поз.</w:t>
             </w:r>
           </w:p>
         </w:tc>
@@ -6818,7 +6846,7 @@
                 <w:b/>
                 <w:sz w:val="18"/>
               </w:rPr>
-              <w:t xml:space="preserve">Позиция</w:t>
+              <w:t xml:space="preserve">Поз.</w:t>
             </w:r>
           </w:p>
         </w:tc>
@@ -7396,7 +7424,7 @@
                 <w:b/>
                 <w:sz w:val="18"/>
               </w:rPr>
-              <w:t xml:space="preserve">Позиция</w:t>
+              <w:t xml:space="preserve">Поз.</w:t>
             </w:r>
           </w:p>
         </w:tc>
@@ -8238,6 +8266,54 @@
         </w:tc>
       </w:tr>
     </w:tbl>
+    <w:p>
+      <w:pPr>
+        <w:pStyle w:val="Heading1"/>
+      </w:pPr>
+      <w:r>
+        <w:t xml:space="preserve">Открытые позиции</w:t>
+      </w:r>
+    </w:p>
+    <w:p>
+      <w:r>
+        <w:rPr>
+          <w:sz w:val="19"/>
+        </w:rPr>
+        <w:t xml:space="preserve">— Количество по 6 позициям указано как уточняемое: определяется на стадии БИ по результатам технологических расчётов и компоновочных решений.</w:t>
+      </w:r>
+    </w:p>
+    <w:p>
+      <w:r>
+        <w:rPr>
+          <w:sz w:val="19"/>
+        </w:rPr>
+        <w:t xml:space="preserve">— По 5 позициям технические характеристики в исходных данных не заданы: состав и параметры определяются на стадии БИ и уточняются по техническим предложениям изготовителей.</w:t>
+      </w:r>
+    </w:p>
+    <w:p>
+      <w:r>
+        <w:rPr>
+          <w:sz w:val="19"/>
+        </w:rPr>
+        <w:t xml:space="preserve">— Материальное исполнение позиций, контактирующих с сернокислыми растворами и сернистыми газами, подтверждается изготовителем в составе технико-коммерческого предложения.</w:t>
+      </w:r>
+    </w:p>
+    <w:p>
+      <w:r>
+        <w:rPr>
+          <w:sz w:val="19"/>
+        </w:rPr>
+        <w:t xml:space="preserve">— Позиции со статусом «Вне БИ» приведены справочно — для увязки границ проектирования; их состав и параметры определяются на последующих стадиях.</w:t>
+      </w:r>
+    </w:p>
+    <w:p>
+      <w:r>
+        <w:rPr>
+          <w:sz w:val="19"/>
+        </w:rPr>
+        <w:t xml:space="preserve">— Позиции со статусом «Перепроектируется» и «Часть в наличии» требуют подтверждения Заказчиком фактического состояния существующего оборудования.</w:t>
+      </w:r>
+    </w:p>
     <w:p>
       <w:pPr>
         <w:pStyle w:val="Muted"/>
@@ -8245,9 +8321,9 @@
       <w:r>
         <w:rPr>
           <w:color w:val="666666"/>
-          <w:sz w:val="16"/>
+          <w:sz w:val="17"/>
         </w:rPr>
-        <w:t xml:space="preserve">Сформировано ove/tools/build_specs.py из ove/data/equipment.json; опросные листы по ключевым классам — файлы ove75-ol-*.docx рядом.</w:t>
+        <w:t xml:space="preserve">Опросные листы по ключевым классам оборудования выпускаются отдельными документами Базового инжиниринга.</w:t>
       </w:r>
     </w:p>
     <w:sectPr>
